--- a/04-reformulacion/T2/docx/T2_08_Que-le-importa-al-cliente.docx
+++ b/04-reformulacion/T2/docx/T2_08_Que-le-importa-al-cliente.docx
@@ -982,7 +982,7 @@
                 <w:sz w:val="19"/>
                 <w:szCs w:val="19"/>
               </w:rPr>
-              <w:t xml:space="preserve">Hierro medido por lote y publicado en la app con el QR del envase: "Cada lote, analizado. Cada análisis, publicado." Es el vacío más claro: ningún competidor publica su análisis por lote</w:t>
+              <w:t xml:space="preserve">Hierro medido por lote y publicado en la app con el QR del envase: "Cada lote, analizado. Cada análisis, publicado." Es el vacío más claro: ningún competidor revisado en el #2 y el #10 (Nutri H, Forticao, Fika, La Purita, Mamalama y Bimbo Nutra Bien) publica su análisis por lote</w:t>
             </w:r>
           </w:p>
         </w:tc>
